--- a/report/计算机视觉期中实验报告_邹弘辉_团队.docx
+++ b/report/计算机视觉期中实验报告_邹弘辉_团队.docx
@@ -28,7 +28,7 @@
           <w:color w:val="505050"/>
           <w:sz w:val="22"/>
         </w:rPr>
-        <w:t>课程名称：计算机视觉 (2026春季学期)  |  任课教师：朱锐</w:t>
+        <w:t>课程名称：计算机视觉 (2026春季学期)  |  任课教师：黄珊珊</w:t>
         <w:br/>
         <w:t>项目负责人：邹弘辉 (学号：20241120335)  |  培养单位：云南大学软件学院</w:t>
       </w:r>

--- a/report/计算机视觉期中实验报告_邹弘辉_团队.docx
+++ b/report/计算机视觉期中实验报告_邹弘辉_团队.docx
@@ -43,7 +43,7 @@
           <w:color w:val="3C3C3C"/>
           <w:sz w:val="19"/>
         </w:rPr>
-        <w:t>【实验摘要】 本次期中大作业立足云南丰富且璀璨的少数民族服饰非物质文化遗产，选择方向三（图像生成），严格贯彻任务书所规定的‘来源可追溯、纯白背景、单主体居中规范、全流程代码可复现’等各项科研级质量规范，工程化构建了覆盖云南 10 大代表性世居少数民族的民族服饰图像生成数据集（Yunnan Ethnic Clothing Image Dataset, 简称 YECID-1584）。针对互联网多源采集中高频出现的合影干扰、非成衣布料、手绘插画等隐蔽噪声，团队开创性建立了‘六级级联漏斗初筛 + 深度主体抠图标准化 + 双图严格 VLM 裁判预检 + 两轮双盲人工独立终审’的人机协同闭环质检体系（HITL-VLM-QA），最终高标准收敛交付 1,584 组纯净单主体高质样本与结构化英文属性配对标注（captions.jsonl），并按 70%/15%/15% 完成类别分层子集划分。</w:t>
+        <w:t>【实验摘要】 本次期中大作业立足云南丰富且璀璨的少数民族服饰非物质文化遗产，选择方向三（图像生成），严格贯彻任务书所规定的‘来源可追溯、纯白背景、单主体居中规范、全流程代码可复现’等各项科研级质量规范，工程化构建了覆盖云南 10 大代表性世居少数民族的民族服饰图像生成数据集（Yunnan Ethnic Clothing Image Dataset, 简称 YECID-1542）。针对互联网多源采集中高频出现的合影干扰、非成衣布料、手绘插画等隐蔽噪声，团队开创性建立了‘六级级联漏斗初筛 + 深度主体抠图标准化 + 双图严格 VLM 裁判预检 + 两轮双盲人工独立终审’的人机协同闭环质检体系（HITL-VLM-QA），最终高标准收敛交付 1,542 组纯净单主体高质样本与结构化英文属性配对标注（captions.jsonl），并按 70%/15%/15% 完成类别分层子集划分。</w:t>
       </w:r>
     </w:p>
     <w:p>
@@ -187,7 +187,7 @@
           <w:rFonts w:ascii="宋体" w:hAnsi="宋体" w:eastAsia="宋体"/>
           <w:sz w:val="21"/>
         </w:rPr>
-        <w:t>数据集最终收敛交付 1,584 组高质量样本，严格按照约 70% 训练集、15% 验证集、15% 测试集进行分层随机划分（分层随机种子 Random Seed=42），类别分布高度均衡：</w:t>
+        <w:t>数据集最终收敛交付 1,542 组高质量样本，严格按照约 70% 训练集、15% 验证集、15% 测试集进行分层随机划分（分层随机种子 Random Seed=42），类别分布高度均衡：</w:t>
       </w:r>
     </w:p>
     <w:tbl>
@@ -1532,7 +1532,7 @@
                 <w:rFonts w:ascii="宋体" w:hAnsi="宋体" w:eastAsia="宋体"/>
                 <w:sz w:val="18"/>
               </w:rPr>
-              <w:t>1,108</w:t>
+              <w:t>1,079</w:t>
             </w:r>
           </w:p>
         </w:tc>
@@ -1580,7 +1580,7 @@
                 <w:rFonts w:ascii="宋体" w:hAnsi="宋体" w:eastAsia="宋体"/>
                 <w:sz w:val="18"/>
               </w:rPr>
-              <w:t>1,584</w:t>
+              <w:t>1,542</w:t>
             </w:r>
           </w:p>
         </w:tc>
@@ -1614,7 +1614,7 @@
           <w:color w:val="3C3C3C"/>
           <w:sz w:val="19"/>
         </w:rPr>
-        <w:t>表 2-1  YECID-1584 数据集按民族类别与子集划分统计表</w:t>
+        <w:t>表 2-1  YECID-1542 数据集按民族类别与子集划分统计表</w:t>
       </w:r>
     </w:p>
     <w:p>
@@ -1624,7 +1624,7 @@
       <w:r>
         <w:drawing>
           <wp:inline xmlns:a="http://schemas.openxmlformats.org/drawingml/2006/main" xmlns:pic="http://schemas.openxmlformats.org/drawingml/2006/picture">
-            <wp:extent cx="5303520" cy="2651760"/>
+            <wp:extent cx="5303520" cy="2626505"/>
             <wp:docPr id="1" name="Picture 1"/>
             <wp:cNvGraphicFramePr>
               <a:graphicFrameLocks noChangeAspect="1"/>
@@ -1645,7 +1645,7 @@
                   <pic:spPr>
                     <a:xfrm>
                       <a:off x="0" y="0"/>
-                      <a:ext cx="5303520" cy="2651760"/>
+                      <a:ext cx="5303520" cy="2626505"/>
                     </a:xfrm>
                     <a:prstGeom prst="rect"/>
                   </pic:spPr>
@@ -1862,7 +1862,7 @@
       <w:r>
         <w:drawing>
           <wp:inline xmlns:a="http://schemas.openxmlformats.org/drawingml/2006/main" xmlns:pic="http://schemas.openxmlformats.org/drawingml/2006/picture">
-            <wp:extent cx="5029200" cy="2794000"/>
+            <wp:extent cx="5029200" cy="2752825"/>
             <wp:docPr id="2" name="Picture 2"/>
             <wp:cNvGraphicFramePr>
               <a:graphicFrameLocks noChangeAspect="1"/>
@@ -1883,7 +1883,7 @@
                   <pic:spPr>
                     <a:xfrm>
                       <a:off x="0" y="0"/>
-                      <a:ext cx="5029200" cy="2794000"/>
+                      <a:ext cx="5029200" cy="2752825"/>
                     </a:xfrm>
                     <a:prstGeom prst="rect"/>
                   </pic:spPr>
@@ -2125,7 +2125,7 @@
           <w:rFonts w:ascii="宋体" w:hAnsi="宋体" w:eastAsia="宋体"/>
           <w:sz w:val="21"/>
         </w:rPr>
-        <w:t>团队坚决剔除全部 95 张瑕疵样本，重组并生成第二轮独立复审包。在第二轮复审中，1,584 张样本获得全票合格认可（通过率达 98.8%），最终成功锁定了全库 1,584 组纯净黄金样本。</w:t>
+        <w:t>团队坚决剔除全部 95 张瑕疵样本，重组并生成第二轮独立复审包。在第二轮复审中，1,542 张样本获得全票合格认可（通过率达 98.8%），最终成功锁定了全库 1,542 组纯净黄金样本。</w:t>
       </w:r>
     </w:p>
     <w:p>
@@ -2233,7 +2233,7 @@
           <w:rFonts w:ascii="宋体" w:hAnsi="宋体" w:eastAsia="宋体"/>
           <w:sz w:val="21"/>
         </w:rPr>
-        <w:t>1. 构建好的数据集：包含 dataset/images/ (train/val/test 1,584张标准化白底图像)、dataset/annotations/captions.jsonl、dataset/annotations/classification_labels.csv、dataset/metadata.csv (10个必填字段齐备) 及 dataset/README.md；</w:t>
+        <w:t>1. 构建好的数据集：包含 dataset/images/ (train/val/test 1,542张标准化白底图像)、dataset/annotations/captions.jsonl、dataset/annotations/classification_labels.csv、dataset/metadata.csv (10个必填字段齐备) 及 dataset/README.md；</w:t>
         <w:br/>
         <w:t>2. 各阶段构建代码：code/ 目录下 8 个模块化脚本、requirements.txt 及流水线复现指南；</w:t>
         <w:br/>

--- a/report/计算机视觉期中实验报告_邹弘辉_团队.docx
+++ b/report/计算机视觉期中实验报告_邹弘辉_团队.docx
@@ -43,7 +43,7 @@
           <w:color w:val="3C3C3C"/>
           <w:sz w:val="19"/>
         </w:rPr>
-        <w:t>【实验摘要】 本次期中大作业立足云南丰富且璀璨的少数民族服饰非物质文化遗产，选择方向三（图像生成），严格贯彻任务书所规定的‘来源可追溯、纯白背景、单主体居中规范、全流程代码可复现’等各项科研级质量规范，工程化构建了覆盖云南 10 大代表性世居少数民族的民族服饰图像生成数据集（Yunnan Ethnic Clothing Image Dataset, 简称 YECID-1542）。针对互联网多源采集中高频出现的合影干扰、非成衣布料、手绘插画等隐蔽噪声，团队开创性建立了‘六级级联漏斗初筛 + 深度主体抠图标准化 + 双图严格 VLM 裁判预检 + 两轮双盲人工独立终审’的人机协同闭环质检体系（HITL-VLM-QA），最终高标准收敛交付 1,542 组纯净单主体高质样本与结构化英文属性配对标注（captions.jsonl），并按 70%/15%/15% 完成类别分层子集划分。</w:t>
+        <w:t>【实验摘要】 本次期中大作业立足云南丰富且璀璨的少数民族服饰非物质文化遗产，选择方向三（图像生成），严格贯彻任务书所规定的‘来源可追溯、纯白背景、单主体居中规范、全流程代码可复现’等各项科研级质量规范，工程化构建了覆盖云南 10 大代表性世居少数民族的民族服饰图像生成数据集（Yunnan Ethnic Clothing Image Dataset, 简称 YECID-1521）。针对互联网多源采集中高频出现的合影干扰、非成衣布料、手绘插画等隐蔽噪声，团队开创性建立了‘六级级联漏斗初筛 + 深度主体抠图标准化 + 双图严格 VLM 裁判预检 + 两轮双盲人工独立终审’的人机协同闭环质检体系（HITL-VLM-QA），最终高标准收敛交付 1,521 组纯净单主体高质样本与结构化英文属性配对标注（captions.jsonl），并按 70%/15%/15% 完成类别分层子集划分。</w:t>
       </w:r>
     </w:p>
     <w:p>
@@ -187,7 +187,7 @@
           <w:rFonts w:ascii="宋体" w:hAnsi="宋体" w:eastAsia="宋体"/>
           <w:sz w:val="21"/>
         </w:rPr>
-        <w:t>数据集最终收敛交付 1,542 组高质量样本，严格按照约 70% 训练集、15% 验证集、15% 测试集进行分层随机划分（分层随机种子 Random Seed=42），类别分布高度均衡：</w:t>
+        <w:t>数据集最终收敛交付 1,521 组高质量样本，严格按照约 70% 训练集、15% 验证集、15% 测试集进行分层随机划分（分层随机种子 Random Seed=42），类别分布高度均衡：</w:t>
       </w:r>
     </w:p>
     <w:tbl>
@@ -1532,7 +1532,7 @@
                 <w:rFonts w:ascii="宋体" w:hAnsi="宋体" w:eastAsia="宋体"/>
                 <w:sz w:val="18"/>
               </w:rPr>
-              <w:t>1,079</w:t>
+              <w:t>1,068</w:t>
             </w:r>
           </w:p>
         </w:tc>
@@ -1580,7 +1580,7 @@
                 <w:rFonts w:ascii="宋体" w:hAnsi="宋体" w:eastAsia="宋体"/>
                 <w:sz w:val="18"/>
               </w:rPr>
-              <w:t>1,542</w:t>
+              <w:t>1,521</w:t>
             </w:r>
           </w:p>
         </w:tc>
@@ -1614,7 +1614,7 @@
           <w:color w:val="3C3C3C"/>
           <w:sz w:val="19"/>
         </w:rPr>
-        <w:t>表 2-1  YECID-1542 数据集按民族类别与子集划分统计表</w:t>
+        <w:t>表 2-1  YECID-1521 数据集按民族类别与子集划分统计表</w:t>
       </w:r>
     </w:p>
     <w:p>
@@ -2125,7 +2125,7 @@
           <w:rFonts w:ascii="宋体" w:hAnsi="宋体" w:eastAsia="宋体"/>
           <w:sz w:val="21"/>
         </w:rPr>
-        <w:t>团队坚决剔除全部 95 张瑕疵样本，重组并生成第二轮独立复审包。在第二轮复审中，1,542 张样本获得全票合格认可（通过率达 98.8%），最终成功锁定了全库 1,542 组纯净黄金样本。</w:t>
+        <w:t>团队坚决剔除全部 95 张瑕疵样本，重组并生成第二轮独立复审包。在第二轮复审中，1,521 张样本获得全票合格认可（通过率达 98.8%），最终成功锁定了全库 1,521 组纯净黄金样本。</w:t>
       </w:r>
     </w:p>
     <w:p>
@@ -2233,7 +2233,7 @@
           <w:rFonts w:ascii="宋体" w:hAnsi="宋体" w:eastAsia="宋体"/>
           <w:sz w:val="21"/>
         </w:rPr>
-        <w:t>1. 构建好的数据集：包含 dataset/images/ (train/val/test 1,542张标准化白底图像)、dataset/annotations/captions.jsonl、dataset/annotations/classification_labels.csv、dataset/metadata.csv (10个必填字段齐备) 及 dataset/README.md；</w:t>
+        <w:t>1. 构建好的数据集：包含 dataset/images/ (train/val/test 1,521张标准化白底图像)、dataset/annotations/captions.jsonl、dataset/annotations/classification_labels.csv、dataset/metadata.csv (10个必填字段齐备) 及 dataset/README.md；</w:t>
         <w:br/>
         <w:t>2. 各阶段构建代码：code/ 目录下 8 个模块化脚本、requirements.txt 及流水线复现指南；</w:t>
         <w:br/>
